--- a/mps-nivel-c/oficial/03_templates/EXEMPLO-GPR-005_Status-Report-Exemplo-Preenchido.docx
+++ b/mps-nivel-c/oficial/03_templates/EXEMPLO-GPR-005_Status-Report-Exemplo-Preenchido.docx
@@ -34,7 +34,7 @@
           <w:color w:val="555555"/>
           <w:sz w:val="20"/>
         </w:rPr>
-        <w:t>EXEMPLO-GPR-005   ·   Evento / motivo   ·   Timeware Brasil</w:t>
+        <w:t>EXEMPLO-GPR-005   ·   24/10/2025   ·   Timeware Brasil</w:t>
       </w:r>
     </w:p>
     <w:p>
@@ -4566,7 +4566,7 @@
         <w:color w:val="555555"/>
         <w:sz w:val="16"/>
       </w:rPr>
-      <w:t>1ª Edição  ·  Evento / motivo</w:t>
+      <w:t>1ª Edição  ·  24/10/2025</w:t>
     </w:r>
     <w:r>
       <w:tab/>
@@ -4628,7 +4628,7 @@
         <w:color w:val="555555"/>
         <w:sz w:val="16"/>
       </w:rPr>
-      <w:t>1ª Edição  ·  Evento / motivo</w:t>
+      <w:t>1ª Edição  ·  24/10/2025</w:t>
     </w:r>
     <w:r>
       <w:tab/>
